--- a/TeamName.docx
+++ b/TeamName.docx
@@ -100,7 +100,7 @@
           </w:tcPr>
           <w:p>
             <w:r>
-              <w:t>• Live Web Platform: https://abuzaid-01-master-card-frontend.pages.dev/</w:t>
+              <w:t>• Live Web Platform: https://sentrix-ai-seven.vercel.app/</w:t>
               <w:br/>
               <w:t>• FastAPI API Docs: https://master-card.onrender.com/docs</w:t>
               <w:br/>
@@ -1383,7 +1383,7 @@
     </w:p>
     <w:p>
       <w:r>
-        <w:t>• Interactive Web Dashboard: https://abuzaid-01-master-card-frontend.pages.dev/</w:t>
+        <w:t>• Interactive Web Dashboard: https://sentrix-ai-seven.vercel.app/</w:t>
       </w:r>
     </w:p>
     <w:p>

--- a/TeamName.docx
+++ b/TeamName.docx
@@ -1130,250 +1130,7 @@
         <w:rPr>
           <w:color w:val="EB001B"/>
         </w:rPr>
-        <w:t>6. Official Evaluation Criteria Alignment Matrix</w:t>
-      </w:r>
-    </w:p>
-    <w:tbl>
-      <w:tblPr>
-        <w:tblW w:type="auto" w:w="0"/>
-        <w:jc w:val="center"/>
-        <w:tblLook w:firstColumn="1" w:firstRow="1" w:lastColumn="0" w:lastRow="0" w:noHBand="0" w:noVBand="1" w:val="04A0"/>
-      </w:tblPr>
-      <w:tblGrid>
-        <w:gridCol w:w="3312"/>
-        <w:gridCol w:w="3312"/>
-        <w:gridCol w:w="3312"/>
-      </w:tblGrid>
-      <w:tr>
-        <w:tc>
-          <w:tcPr>
-            <w:tcW w:type="dxa" w:w="3312"/>
-            <w:shd w:fill="EAEAEA"/>
-          </w:tcPr>
-          <w:p>
-            <w:r>
-              <w:rPr>
-                <w:b/>
-              </w:rPr>
-              <w:t>Challenge Evaluation Criterion</w:t>
-            </w:r>
-          </w:p>
-        </w:tc>
-        <w:tc>
-          <w:tcPr>
-            <w:tcW w:type="dxa" w:w="3312"/>
-            <w:shd w:fill="EAEAEA"/>
-          </w:tcPr>
-          <w:p>
-            <w:r>
-              <w:rPr>
-                <w:b/>
-              </w:rPr>
-              <w:t>SENTRIX AI Benchmark</w:t>
-            </w:r>
-          </w:p>
-        </w:tc>
-        <w:tc>
-          <w:tcPr>
-            <w:tcW w:type="dxa" w:w="3312"/>
-            <w:shd w:fill="EAEAEA"/>
-          </w:tcPr>
-          <w:p>
-            <w:r>
-              <w:rPr>
-                <w:b/>
-              </w:rPr>
-              <w:t>Technical Implementation Evidence</w:t>
-            </w:r>
-          </w:p>
-        </w:tc>
-      </w:tr>
-      <w:tr>
-        <w:tc>
-          <w:tcPr>
-            <w:tcW w:type="dxa" w:w="3312"/>
-          </w:tcPr>
-          <w:p>
-            <w:r>
-              <w:rPr>
-                <w:b/>
-              </w:rPr>
-              <w:t>Diversity of Attacks Identified</w:t>
-            </w:r>
-          </w:p>
-        </w:tc>
-        <w:tc>
-          <w:tcPr>
-            <w:tcW w:type="dxa" w:w="3312"/>
-          </w:tcPr>
-          <w:p>
-            <w:r>
-              <w:t>High (Exhaustive)</w:t>
-            </w:r>
-          </w:p>
-        </w:tc>
-        <w:tc>
-          <w:tcPr>
-            <w:tcW w:type="dxa" w:w="3312"/>
-          </w:tcPr>
-          <w:p>
-            <w:r>
-              <w:t>36 Real-World Vectors across 5 Pillars covering conversational LLMs, tool calling, wallet push provisioning, NFC ghost tap relays, instant UPI/FedNow smurfing, crypto mixers, and adversarial RL evasion.</w:t>
-            </w:r>
-          </w:p>
-        </w:tc>
-      </w:tr>
-      <w:tr>
-        <w:tc>
-          <w:tcPr>
-            <w:tcW w:type="dxa" w:w="3312"/>
-          </w:tcPr>
-          <w:p>
-            <w:r>
-              <w:rPr>
-                <w:b/>
-              </w:rPr>
-              <w:t>Fidelity of Attacks in Simulation</w:t>
-            </w:r>
-          </w:p>
-        </w:tc>
-        <w:tc>
-          <w:tcPr>
-            <w:tcW w:type="dxa" w:w="3312"/>
-          </w:tcPr>
-          <w:p>
-            <w:r>
-              <w:t>100% Invariant Compliance</w:t>
-            </w:r>
-          </w:p>
-        </w:tc>
-        <w:tc>
-          <w:tcPr>
-            <w:tcW w:type="dxa" w:w="3312"/>
-          </w:tcPr>
-          <w:p>
-            <w:r>
-              <w:t>50,000 Tabular (15 features), 1,500 Text, 7,478 Graph edges, 50,000 Evasion records. 100% pass rate across 38 domain rules and verified against 20,000 real IEEE-CIS records via TSTR.</w:t>
-            </w:r>
-          </w:p>
-        </w:tc>
-      </w:tr>
-      <w:tr>
-        <w:tc>
-          <w:tcPr>
-            <w:tcW w:type="dxa" w:w="3312"/>
-          </w:tcPr>
-          <w:p>
-            <w:r>
-              <w:rPr>
-                <w:b/>
-              </w:rPr>
-              <w:t>Detection Algorithms &amp; Efficacy</w:t>
-            </w:r>
-          </w:p>
-        </w:tc>
-        <w:tc>
-          <w:tcPr>
-            <w:tcW w:type="dxa" w:w="3312"/>
-          </w:tcPr>
-          <w:p>
-            <w:r>
-              <w:t>Sub-Millisecond &amp; High AUC</w:t>
-            </w:r>
-          </w:p>
-        </w:tc>
-        <w:tc>
-          <w:tcPr>
-            <w:tcW w:type="dxa" w:w="3312"/>
-          </w:tcPr>
-          <w:p>
-            <w:r>
-              <w:t>ONNX Tabular (0.006 ms latency, AUC-PR 0.8031), Dense Semantic Text (AUC-PR 1.0, +9.19% lift on paraphrased zero-days), Graph GBDT (AUC-PR 0.9630, F1 0.9025).</w:t>
-            </w:r>
-          </w:p>
-        </w:tc>
-      </w:tr>
-      <w:tr>
-        <w:tc>
-          <w:tcPr>
-            <w:tcW w:type="dxa" w:w="3312"/>
-          </w:tcPr>
-          <w:p>
-            <w:r>
-              <w:rPr>
-                <w:b/>
-              </w:rPr>
-              <w:t>Novelty of the Solution</w:t>
-            </w:r>
-          </w:p>
-        </w:tc>
-        <w:tc>
-          <w:tcPr>
-            <w:tcW w:type="dxa" w:w="3312"/>
-          </w:tcPr>
-          <w:p>
-            <w:r>
-              <w:t>Industry Firsts</w:t>
-            </w:r>
-          </w:p>
-        </w:tc>
-        <w:tc>
-          <w:tcPr>
-            <w:tcW w:type="dxa" w:w="3312"/>
-          </w:tcPr>
-          <w:p>
-            <w:r>
-              <w:t>First cross-vector mathematical risk fusion correlating Chatbot + Gateway + Mule Layering. First model-aware multi-strategy active learning feedback loop with automated anti-forgetting audit.</w:t>
-            </w:r>
-          </w:p>
-        </w:tc>
-      </w:tr>
-      <w:tr>
-        <w:tc>
-          <w:tcPr>
-            <w:tcW w:type="dxa" w:w="3312"/>
-          </w:tcPr>
-          <w:p>
-            <w:r>
-              <w:rPr>
-                <w:b/>
-              </w:rPr>
-              <w:t>Real-World Feasibility in Live Payments</w:t>
-            </w:r>
-          </w:p>
-        </w:tc>
-        <w:tc>
-          <w:tcPr>
-            <w:tcW w:type="dxa" w:w="3312"/>
-          </w:tcPr>
-          <w:p>
-            <w:r>
-              <w:t>Production-Ready</w:t>
-            </w:r>
-          </w:p>
-        </w:tc>
-        <w:tc>
-          <w:tcPr>
-            <w:tcW w:type="dxa" w:w="3312"/>
-          </w:tcPr>
-          <w:p>
-            <w:r>
-              <w:t>Zero PyTorch runtime overhead in production (pure ONNX Runtime C++ engine), sub-50ms SLA compliance, $3,071.97 financial threshold optimization, and live PCI-DSS SHAP attribution.</w:t>
-            </w:r>
-          </w:p>
-        </w:tc>
-      </w:tr>
-    </w:tbl>
-    <w:p/>
-    <w:p>
-      <w:pPr>
-        <w:pStyle w:val="Heading1"/>
-      </w:pPr>
-      <w:r>
-        <w:rPr>
-          <w:color w:val="EB001B"/>
-        </w:rPr>
-        <w:t>7. Conclusion &amp; Live Deployment Links</w:t>
+        <w:t>6. Conclusion &amp; Live Deployment Links</w:t>
       </w:r>
     </w:p>
     <w:p>
